--- a/cv-fr.docx
+++ b/cv-fr.docx
@@ -43,7 +43,7 @@
         <w:spacing w:after="240"/>
         <w:jc w:val="center"/>
       </w:pPr>
-      <w:hyperlink w:history="1" r:id="rId8wqgp7869fkgrrlbsugwi">
+      <w:hyperlink w:history="1" r:id="rIdrbvdvpu-yot0p-zpihky7">
         <w:r>
           <w:rPr>
             <w:rFonts w:ascii="Calibri" w:cs="Calibri" w:eastAsia="Calibri" w:hAnsi="Calibri"/>
@@ -72,7 +72,7 @@
         </w:rPr>
         <w:t xml:space="preserve"> · </w:t>
       </w:r>
-      <w:hyperlink w:history="1" r:id="rIdqdrkxqvxlxizsee2qjqqb">
+      <w:hyperlink w:history="1" r:id="rIdxajuo--jbkj7rtlbxqufh">
         <w:r>
           <w:rPr>
             <w:rFonts w:ascii="Calibri" w:cs="Calibri" w:eastAsia="Calibri" w:hAnsi="Calibri"/>
@@ -570,7 +570,7 @@
         </w:rPr>
         <w:t xml:space="preserve">Versionné et documenté les projets sur GitHub (</w:t>
       </w:r>
-      <w:hyperlink w:history="1" r:id="rIda-ax-eyhbw5jpsczsglvs">
+      <w:hyperlink w:history="1" r:id="rIdsnk-2uiv4vdjj9dzjficb">
         <w:r>
           <w:rPr>
             <w:rFonts w:ascii="Calibri" w:cs="Calibri" w:eastAsia="Calibri" w:hAnsi="Calibri"/>

--- a/cv-fr.docx
+++ b/cv-fr.docx
@@ -43,7 +43,7 @@
         <w:spacing w:after="240"/>
         <w:jc w:val="center"/>
       </w:pPr>
-      <w:hyperlink w:history="1" r:id="rIdrbvdvpu-yot0p-zpihky7">
+      <w:hyperlink w:history="1" r:id="rId9zt71u_bojeihpxlytfdv">
         <w:r>
           <w:rPr>
             <w:rFonts w:ascii="Calibri" w:cs="Calibri" w:eastAsia="Calibri" w:hAnsi="Calibri"/>
@@ -72,7 +72,7 @@
         </w:rPr>
         <w:t xml:space="preserve"> · </w:t>
       </w:r>
-      <w:hyperlink w:history="1" r:id="rIdxajuo--jbkj7rtlbxqufh">
+      <w:hyperlink w:history="1" r:id="rIdns2sdz4pvndypqojyttqw">
         <w:r>
           <w:rPr>
             <w:rFonts w:ascii="Calibri" w:cs="Calibri" w:eastAsia="Calibri" w:hAnsi="Calibri"/>
@@ -570,7 +570,7 @@
         </w:rPr>
         <w:t xml:space="preserve">Versionné et documenté les projets sur GitHub (</w:t>
       </w:r>
-      <w:hyperlink w:history="1" r:id="rIdsnk-2uiv4vdjj9dzjficb">
+      <w:hyperlink w:history="1" r:id="rIdcgigzkxwubn8vkr7hqk4r">
         <w:r>
           <w:rPr>
             <w:rFonts w:ascii="Calibri" w:cs="Calibri" w:eastAsia="Calibri" w:hAnsi="Calibri"/>
